--- a/studying_2026/docs/System Design Cheat Sheet.docx
+++ b/studying_2026/docs/System Design Cheat Sheet.docx
@@ -1,6 +1,6 @@
 
 <file path=word/document.xml><?xml version="1.0" encoding="utf-8"?>
-<w:document xmlns:wpc="http://schemas.microsoft.com/office/word/2010/wordprocessingCanvas" xmlns:cx="http://schemas.microsoft.com/office/drawing/2014/chartex" xmlns:cx1="http://schemas.microsoft.com/office/drawing/2015/9/8/chartex" xmlns:cx2="http://schemas.microsoft.com/office/drawing/2015/10/21/chartex" xmlns:cx3="http://schemas.microsoft.com/office/drawing/2016/5/9/chartex" xmlns:cx4="http://schemas.microsoft.com/office/drawing/2016/5/10/chartex" xmlns:cx5="http://schemas.microsoft.com/office/drawing/2016/5/11/chartex" xmlns:cx6="http://schemas.microsoft.com/office/drawing/2016/5/12/chartex" xmlns:cx7="http://schemas.microsoft.com/office/drawing/2016/5/13/chartex" xmlns:cx8="http://schemas.microsoft.com/office/drawing/2016/5/14/chartex" xmlns:mc="http://schemas.openxmlformats.org/markup-compatibility/2006" xmlns:aink="http://schemas.microsoft.com/office/drawing/2016/ink" xmlns:am3d="http://schemas.microsoft.com/office/drawing/2017/model3d" xmlns:o="urn:schemas-microsoft-com:office:office" xmlns:oel="http://schemas.microsoft.com/office/2019/extlst" xmlns:r="http://schemas.openxmlformats.org/officeDocument/2006/relationships" xmlns:m="http://schemas.openxmlformats.org/officeDocument/2006/math" xmlns:v="urn:schemas-microsoft-com:vml" xmlns:wp14="http://schemas.microsoft.com/office/word/2010/wordprocessingDrawing" xmlns:wp="http://schemas.openxmlformats.org/drawingml/2006/wordprocessingDrawing" xmlns:w10="urn:schemas-microsoft-com:office:word" xmlns:w="http://schemas.openxmlformats.org/wordprocessingml/2006/main" xmlns:w14="http://schemas.microsoft.com/office/word/2010/wordml" xmlns:w15="http://schemas.microsoft.com/office/word/2012/wordml" xmlns:w16cex="http://schemas.microsoft.com/office/word/2018/wordml/cex" xmlns:w16cid="http://schemas.microsoft.com/office/word/2016/wordml/cid" xmlns:w16="http://schemas.microsoft.com/office/word/2018/wordml" xmlns:w16du="http://schemas.microsoft.com/office/word/2023/wordml/word16du" xmlns:w16sdtdh="http://schemas.microsoft.com/office/word/2020/wordml/sdtdatahash" xmlns:w16sdtfl="http://schemas.microsoft.com/office/word/2024/wordml/sdtformatlock" xmlns:w16se="http://schemas.microsoft.com/office/word/2015/wordml/symex" xmlns:wpg="http://schemas.microsoft.com/office/word/2010/wordprocessingGroup" xmlns:wpi="http://schemas.microsoft.com/office/word/2010/wordprocessingInk" xmlns:wne="http://schemas.microsoft.com/office/word/2006/wordml" xmlns:wps="http://schemas.microsoft.com/office/word/2010/wordprocessingShape" mc:Ignorable="w14 w15 w16se w16cid w16 w16cex w16sdtdh w16sdtfl w16du wp14">
+<w:document xmlns:wpc="http://schemas.microsoft.com/office/word/2010/wordprocessingCanvas" xmlns:cx="http://schemas.microsoft.com/office/drawing/2014/chartex" xmlns:cx1="http://schemas.microsoft.com/office/drawing/2015/9/8/chartex" xmlns:cx2="http://schemas.microsoft.com/office/drawing/2015/10/21/chartex" xmlns:cx3="http://schemas.microsoft.com/office/drawing/2016/5/9/chartex" xmlns:cx4="http://schemas.microsoft.com/office/drawing/2016/5/10/chartex" xmlns:cx5="http://schemas.microsoft.com/office/drawing/2016/5/11/chartex" xmlns:cx6="http://schemas.microsoft.com/office/drawing/2016/5/12/chartex" xmlns:cx7="http://schemas.microsoft.com/office/drawing/2016/5/13/chartex" xmlns:cx8="http://schemas.microsoft.com/office/drawing/2016/5/14/chartex" xmlns:mc="http://schemas.openxmlformats.org/markup-compatibility/2006" xmlns:aink="http://schemas.microsoft.com/office/drawing/2016/ink" xmlns:am3d="http://schemas.microsoft.com/office/drawing/2017/model3d" xmlns:o="urn:schemas-microsoft-com:office:office" xmlns:oel="http://schemas.microsoft.com/office/2019/extlst" xmlns:r="http://schemas.openxmlformats.org/officeDocument/2006/relationships" xmlns:m="http://schemas.openxmlformats.org/officeDocument/2006/math" xmlns:v="urn:schemas-microsoft-com:vml" xmlns:wp14="http://schemas.microsoft.com/office/word/2010/wordprocessingDrawing" xmlns:wp="http://schemas.openxmlformats.org/drawingml/2006/wordprocessingDrawing" xmlns:w10="urn:schemas-microsoft-com:office:word" xmlns:w="http://schemas.openxmlformats.org/wordprocessingml/2006/main" xmlns:w14="http://schemas.microsoft.com/office/word/2010/wordml" xmlns:w15="http://schemas.microsoft.com/office/word/2012/wordml" xmlns:w16cei="http://schemas.microsoft.com/office/word/2026/wordml/cei" xmlns:w16cex="http://schemas.microsoft.com/office/word/2018/wordml/cex" xmlns:w16cid="http://schemas.microsoft.com/office/word/2016/wordml/cid" xmlns:w16="http://schemas.microsoft.com/office/word/2018/wordml" xmlns:w16du="http://schemas.microsoft.com/office/word/2023/wordml/word16du" xmlns:w16sdtdh="http://schemas.microsoft.com/office/word/2020/wordml/sdtdatahash" xmlns:w16sdtfl="http://schemas.microsoft.com/office/word/2024/wordml/sdtformatlock" xmlns:w16se="http://schemas.microsoft.com/office/word/2015/wordml/symex" xmlns:wpg="http://schemas.microsoft.com/office/word/2010/wordprocessingGroup" xmlns:wpi="http://schemas.microsoft.com/office/word/2010/wordprocessingInk" xmlns:wne="http://schemas.microsoft.com/office/word/2006/wordml" xmlns:wps="http://schemas.microsoft.com/office/word/2010/wordprocessingShape" mc:Ignorable="w14 w15 w16se w16cid w16 w16cex w16sdtdh w16sdtfl w16du wp14">
   <w:body>
     <w:p>
       <w:r>
@@ -873,28 +873,47 @@
     <w:p/>
     <w:p/>
     <w:p>
-      <w:r>
+      <w:pPr>
+        <w:rPr>
+          <w:lang w:val="fr-FR"/>
+        </w:rPr>
+      </w:pPr>
+      <w:r>
+        <w:rPr>
+          <w:lang w:val="fr-FR"/>
+        </w:rPr>
         <w:t xml:space="preserve">Resource: </w:t>
       </w:r>
       <w:hyperlink r:id="rId9" w:history="1">
         <w:r>
           <w:rPr>
             <w:rStyle w:val="Hyperlink"/>
+            <w:lang w:val="fr-FR"/>
           </w:rPr>
           <w:t>https://www.youtube.com/watch?v=L9TfZdODuFQ&amp;list=PLMOD_VGQDBW0sSfE9k1sdWp50PUysxjFq</w:t>
         </w:r>
       </w:hyperlink>
       <w:r>
+        <w:rPr>
+          <w:lang w:val="fr-FR"/>
+        </w:rPr>
         <w:t xml:space="preserve"> </w:t>
       </w:r>
     </w:p>
-    <w:p/>
+    <w:p>
+      <w:pPr>
+        <w:rPr>
+          <w:lang w:val="fr-FR"/>
+        </w:rPr>
+      </w:pPr>
+    </w:p>
     <w:p>
       <w:pPr>
         <w:rPr>
           <w:b/>
           <w:bCs/>
           <w:u w:val="single"/>
+          <w:lang w:val="fr-FR"/>
         </w:rPr>
       </w:pPr>
       <w:r>
@@ -902,6 +921,7 @@
           <w:b/>
           <w:bCs/>
           <w:u w:val="single"/>
+          <w:lang w:val="fr-FR"/>
         </w:rPr>
         <w:lastRenderedPageBreak/>
         <w:t>Core concepts</w:t>
@@ -1861,6 +1881,167 @@
         <w:commentReference w:id="6"/>
       </w:r>
     </w:p>
+    <w:p>
+      <w:r>
+        <w:lastRenderedPageBreak/>
+        <w:t>As traffic goes, so does data volume</w:t>
+      </w:r>
+    </w:p>
+    <w:p>
+      <w:pPr>
+        <w:pStyle w:val="ListParagraph"/>
+        <w:numPr>
+          <w:ilvl w:val="0"/>
+          <w:numId w:val="1"/>
+        </w:numPr>
+      </w:pPr>
+      <w:r>
+        <w:t>Scale vertically: add more CPU and RAM, similar to app servers, but there is a limit to how much a single machine can handle</w:t>
+      </w:r>
+    </w:p>
+    <w:p>
+      <w:pPr>
+        <w:pStyle w:val="ListParagraph"/>
+        <w:numPr>
+          <w:ilvl w:val="0"/>
+          <w:numId w:val="1"/>
+        </w:numPr>
+      </w:pPr>
+      <w:r>
+        <w:t xml:space="preserve">Can speed up database read queries by </w:t>
+      </w:r>
+      <w:r>
+        <w:rPr>
+          <w:b/>
+          <w:bCs/>
+        </w:rPr>
+        <w:t>indexing</w:t>
+      </w:r>
+    </w:p>
+    <w:p>
+      <w:pPr>
+        <w:pStyle w:val="ListParagraph"/>
+        <w:numPr>
+          <w:ilvl w:val="1"/>
+          <w:numId w:val="1"/>
+        </w:numPr>
+      </w:pPr>
+      <w:r>
+        <w:t>Like an index page at the back of the book – jump directly to element</w:t>
+      </w:r>
+    </w:p>
+    <w:p>
+      <w:pPr>
+        <w:pStyle w:val="ListParagraph"/>
+        <w:numPr>
+          <w:ilvl w:val="1"/>
+          <w:numId w:val="1"/>
+        </w:numPr>
+      </w:pPr>
+      <w:r>
+        <w:t>Lookup table that helps d</w:t>
+      </w:r>
+      <w:r>
+        <w:t>atabase quickly look up required data without scanning entire table</w:t>
+      </w:r>
+    </w:p>
+    <w:p>
+      <w:pPr>
+        <w:pStyle w:val="ListParagraph"/>
+        <w:numPr>
+          <w:ilvl w:val="1"/>
+          <w:numId w:val="1"/>
+        </w:numPr>
+      </w:pPr>
+      <w:r>
+        <w:t>Stores column values along with pointers, usually on columns</w:t>
+      </w:r>
+      <w:r>
+        <w:t xml:space="preserve"> that are frequently queried:</w:t>
+      </w:r>
+    </w:p>
+    <w:p>
+      <w:pPr>
+        <w:pStyle w:val="ListParagraph"/>
+        <w:numPr>
+          <w:ilvl w:val="2"/>
+          <w:numId w:val="1"/>
+        </w:numPr>
+      </w:pPr>
+      <w:r>
+        <w:t>Primary keys</w:t>
+      </w:r>
+    </w:p>
+    <w:p>
+      <w:pPr>
+        <w:pStyle w:val="ListParagraph"/>
+        <w:numPr>
+          <w:ilvl w:val="2"/>
+          <w:numId w:val="1"/>
+        </w:numPr>
+      </w:pPr>
+      <w:r>
+        <w:t>Foreign keys</w:t>
+      </w:r>
+    </w:p>
+    <w:p>
+      <w:pPr>
+        <w:pStyle w:val="ListParagraph"/>
+        <w:numPr>
+          <w:ilvl w:val="2"/>
+          <w:numId w:val="1"/>
+        </w:numPr>
+      </w:pPr>
+      <w:r>
+        <w:t>Columns used in where conditions</w:t>
+      </w:r>
+    </w:p>
+    <w:p>
+      <w:pPr>
+        <w:pStyle w:val="ListParagraph"/>
+        <w:numPr>
+          <w:ilvl w:val="1"/>
+          <w:numId w:val="1"/>
+        </w:numPr>
+      </w:pPr>
+      <w:r>
+        <w:t>Indexing speeds up reads and slows down writes since the index needs to be updated whenever data changes, this is why we only index the most frequently used columns</w:t>
+      </w:r>
+    </w:p>
+    <w:p>
+      <w:pPr>
+        <w:pStyle w:val="ListParagraph"/>
+        <w:numPr>
+          <w:ilvl w:val="0"/>
+          <w:numId w:val="1"/>
+        </w:numPr>
+      </w:pPr>
+      <w:r>
+        <w:t>If indexing is not enough</w:t>
+      </w:r>
+      <w:r>
+        <w:t xml:space="preserve"> (too many read requests)</w:t>
+      </w:r>
+      <w:r>
+        <w:t xml:space="preserve">: </w:t>
+      </w:r>
+    </w:p>
+    <w:p>
+      <w:pPr>
+        <w:pStyle w:val="ListParagraph"/>
+        <w:numPr>
+          <w:ilvl w:val="1"/>
+          <w:numId w:val="1"/>
+        </w:numPr>
+      </w:pPr>
+      <w:r>
+        <w:t>Replication: scale db by creating copies of it across multiple servers</w:t>
+      </w:r>
+      <w:r>
+        <w:t xml:space="preserve"> 10:33</w:t>
+      </w:r>
+    </w:p>
+    <w:p/>
     <w:p>
       <w:hyperlink r:id="rId10" w:history="1">
         <w:r>
@@ -1894,7 +2075,7 @@
 </file>
 
 <file path=word/comments.xml><?xml version="1.0" encoding="utf-8"?>
-<w:comments xmlns:wpc="http://schemas.microsoft.com/office/word/2010/wordprocessingCanvas" xmlns:cx="http://schemas.microsoft.com/office/drawing/2014/chartex" xmlns:cx1="http://schemas.microsoft.com/office/drawing/2015/9/8/chartex" xmlns:cx2="http://schemas.microsoft.com/office/drawing/2015/10/21/chartex" xmlns:cx3="http://schemas.microsoft.com/office/drawing/2016/5/9/chartex" xmlns:cx4="http://schemas.microsoft.com/office/drawing/2016/5/10/chartex" xmlns:cx5="http://schemas.microsoft.com/office/drawing/2016/5/11/chartex" xmlns:cx6="http://schemas.microsoft.com/office/drawing/2016/5/12/chartex" xmlns:cx7="http://schemas.microsoft.com/office/drawing/2016/5/13/chartex" xmlns:cx8="http://schemas.microsoft.com/office/drawing/2016/5/14/chartex" xmlns:mc="http://schemas.openxmlformats.org/markup-compatibility/2006" xmlns:aink="http://schemas.microsoft.com/office/drawing/2016/ink" xmlns:am3d="http://schemas.microsoft.com/office/drawing/2017/model3d" xmlns:o="urn:schemas-microsoft-com:office:office" xmlns:oel="http://schemas.microsoft.com/office/2019/extlst" xmlns:r="http://schemas.openxmlformats.org/officeDocument/2006/relationships" xmlns:m="http://schemas.openxmlformats.org/officeDocument/2006/math" xmlns:v="urn:schemas-microsoft-com:vml" xmlns:wp14="http://schemas.microsoft.com/office/word/2010/wordprocessingDrawing" xmlns:wp="http://schemas.openxmlformats.org/drawingml/2006/wordprocessingDrawing" xmlns:w10="urn:schemas-microsoft-com:office:word" xmlns:w="http://schemas.openxmlformats.org/wordprocessingml/2006/main" xmlns:w14="http://schemas.microsoft.com/office/word/2010/wordml" xmlns:w15="http://schemas.microsoft.com/office/word/2012/wordml" xmlns:w16cex="http://schemas.microsoft.com/office/word/2018/wordml/cex" xmlns:w16cid="http://schemas.microsoft.com/office/word/2016/wordml/cid" xmlns:w16="http://schemas.microsoft.com/office/word/2018/wordml" xmlns:w16du="http://schemas.microsoft.com/office/word/2023/wordml/word16du" xmlns:w16sdtdh="http://schemas.microsoft.com/office/word/2020/wordml/sdtdatahash" xmlns:w16sdtfl="http://schemas.microsoft.com/office/word/2024/wordml/sdtformatlock" xmlns:w16se="http://schemas.microsoft.com/office/word/2015/wordml/symex" xmlns:wpg="http://schemas.microsoft.com/office/word/2010/wordprocessingGroup" xmlns:wpi="http://schemas.microsoft.com/office/word/2010/wordprocessingInk" xmlns:wne="http://schemas.microsoft.com/office/word/2006/wordml" xmlns:wps="http://schemas.microsoft.com/office/word/2010/wordprocessingShape" mc:Ignorable="w14 w15 w16se w16cid w16 w16cex w16sdtdh w16sdtfl w16du wp14">
+<w:comments xmlns:wpc="http://schemas.microsoft.com/office/word/2010/wordprocessingCanvas" xmlns:cx="http://schemas.microsoft.com/office/drawing/2014/chartex" xmlns:cx1="http://schemas.microsoft.com/office/drawing/2015/9/8/chartex" xmlns:cx2="http://schemas.microsoft.com/office/drawing/2015/10/21/chartex" xmlns:cx3="http://schemas.microsoft.com/office/drawing/2016/5/9/chartex" xmlns:cx4="http://schemas.microsoft.com/office/drawing/2016/5/10/chartex" xmlns:cx5="http://schemas.microsoft.com/office/drawing/2016/5/11/chartex" xmlns:cx6="http://schemas.microsoft.com/office/drawing/2016/5/12/chartex" xmlns:cx7="http://schemas.microsoft.com/office/drawing/2016/5/13/chartex" xmlns:cx8="http://schemas.microsoft.com/office/drawing/2016/5/14/chartex" xmlns:mc="http://schemas.openxmlformats.org/markup-compatibility/2006" xmlns:aink="http://schemas.microsoft.com/office/drawing/2016/ink" xmlns:am3d="http://schemas.microsoft.com/office/drawing/2017/model3d" xmlns:o="urn:schemas-microsoft-com:office:office" xmlns:oel="http://schemas.microsoft.com/office/2019/extlst" xmlns:r="http://schemas.openxmlformats.org/officeDocument/2006/relationships" xmlns:m="http://schemas.openxmlformats.org/officeDocument/2006/math" xmlns:v="urn:schemas-microsoft-com:vml" xmlns:wp14="http://schemas.microsoft.com/office/word/2010/wordprocessingDrawing" xmlns:wp="http://schemas.openxmlformats.org/drawingml/2006/wordprocessingDrawing" xmlns:w10="urn:schemas-microsoft-com:office:word" xmlns:w="http://schemas.openxmlformats.org/wordprocessingml/2006/main" xmlns:w14="http://schemas.microsoft.com/office/word/2010/wordml" xmlns:w15="http://schemas.microsoft.com/office/word/2012/wordml" xmlns:w16cei="http://schemas.microsoft.com/office/word/2026/wordml/cei" xmlns:w16cex="http://schemas.microsoft.com/office/word/2018/wordml/cex" xmlns:w16cid="http://schemas.microsoft.com/office/word/2016/wordml/cid" xmlns:w16="http://schemas.microsoft.com/office/word/2018/wordml" xmlns:w16du="http://schemas.microsoft.com/office/word/2023/wordml/word16du" xmlns:w16sdtdh="http://schemas.microsoft.com/office/word/2020/wordml/sdtdatahash" xmlns:w16sdtfl="http://schemas.microsoft.com/office/word/2024/wordml/sdtformatlock" xmlns:w16se="http://schemas.microsoft.com/office/word/2015/wordml/symex" xmlns:wpg="http://schemas.microsoft.com/office/word/2010/wordprocessingGroup" xmlns:wpi="http://schemas.microsoft.com/office/word/2010/wordprocessingInk" xmlns:wne="http://schemas.microsoft.com/office/word/2006/wordml" xmlns:wps="http://schemas.microsoft.com/office/word/2010/wordprocessingShape" mc:Ignorable="w14 w15 w16se w16cid w16 w16cex w16sdtdh w16sdtfl w16du wp14">
   <w:comment w:id="0" w:author="Diana Del Gaudio" w:date="2026-08-05T11:42:00Z" w:initials="DD">
     <w:p>
       <w:pPr>
@@ -2011,7 +2192,7 @@
 </file>
 
 <file path=word/commentsExtended.xml><?xml version="1.0" encoding="utf-8"?>
-<w15:commentsEx xmlns:wpc="http://schemas.microsoft.com/office/word/2010/wordprocessingCanvas" xmlns:cx="http://schemas.microsoft.com/office/drawing/2014/chartex" xmlns:cx1="http://schemas.microsoft.com/office/drawing/2015/9/8/chartex" xmlns:cx2="http://schemas.microsoft.com/office/drawing/2015/10/21/chartex" xmlns:cx3="http://schemas.microsoft.com/office/drawing/2016/5/9/chartex" xmlns:cx4="http://schemas.microsoft.com/office/drawing/2016/5/10/chartex" xmlns:cx5="http://schemas.microsoft.com/office/drawing/2016/5/11/chartex" xmlns:cx6="http://schemas.microsoft.com/office/drawing/2016/5/12/chartex" xmlns:cx7="http://schemas.microsoft.com/office/drawing/2016/5/13/chartex" xmlns:cx8="http://schemas.microsoft.com/office/drawing/2016/5/14/chartex" xmlns:mc="http://schemas.openxmlformats.org/markup-compatibility/2006" xmlns:aink="http://schemas.microsoft.com/office/drawing/2016/ink" xmlns:am3d="http://schemas.microsoft.com/office/drawing/2017/model3d" xmlns:o="urn:schemas-microsoft-com:office:office" xmlns:oel="http://schemas.microsoft.com/office/2019/extlst" xmlns:r="http://schemas.openxmlformats.org/officeDocument/2006/relationships" xmlns:m="http://schemas.openxmlformats.org/officeDocument/2006/math" xmlns:v="urn:schemas-microsoft-com:vml" xmlns:wp14="http://schemas.microsoft.com/office/word/2010/wordprocessingDrawing" xmlns:wp="http://schemas.openxmlformats.org/drawingml/2006/wordprocessingDrawing" xmlns:w10="urn:schemas-microsoft-com:office:word" xmlns:w="http://schemas.openxmlformats.org/wordprocessingml/2006/main" xmlns:w14="http://schemas.microsoft.com/office/word/2010/wordml" xmlns:w15="http://schemas.microsoft.com/office/word/2012/wordml" xmlns:w16cex="http://schemas.microsoft.com/office/word/2018/wordml/cex" xmlns:w16cid="http://schemas.microsoft.com/office/word/2016/wordml/cid" xmlns:w16="http://schemas.microsoft.com/office/word/2018/wordml" xmlns:w16du="http://schemas.microsoft.com/office/word/2023/wordml/word16du" xmlns:w16sdtdh="http://schemas.microsoft.com/office/word/2020/wordml/sdtdatahash" xmlns:w16sdtfl="http://schemas.microsoft.com/office/word/2024/wordml/sdtformatlock" xmlns:w16se="http://schemas.microsoft.com/office/word/2015/wordml/symex" xmlns:wpg="http://schemas.microsoft.com/office/word/2010/wordprocessingGroup" xmlns:wpi="http://schemas.microsoft.com/office/word/2010/wordprocessingInk" xmlns:wne="http://schemas.microsoft.com/office/word/2006/wordml" xmlns:wps="http://schemas.microsoft.com/office/word/2010/wordprocessingShape" mc:Ignorable="w14 w15 w16se w16cid w16 w16cex w16sdtdh w16sdtfl w16du wp14">
+<w15:commentsEx xmlns:wpc="http://schemas.microsoft.com/office/word/2010/wordprocessingCanvas" xmlns:cx="http://schemas.microsoft.com/office/drawing/2014/chartex" xmlns:cx1="http://schemas.microsoft.com/office/drawing/2015/9/8/chartex" xmlns:cx2="http://schemas.microsoft.com/office/drawing/2015/10/21/chartex" xmlns:cx3="http://schemas.microsoft.com/office/drawing/2016/5/9/chartex" xmlns:cx4="http://schemas.microsoft.com/office/drawing/2016/5/10/chartex" xmlns:cx5="http://schemas.microsoft.com/office/drawing/2016/5/11/chartex" xmlns:cx6="http://schemas.microsoft.com/office/drawing/2016/5/12/chartex" xmlns:cx7="http://schemas.microsoft.com/office/drawing/2016/5/13/chartex" xmlns:cx8="http://schemas.microsoft.com/office/drawing/2016/5/14/chartex" xmlns:mc="http://schemas.openxmlformats.org/markup-compatibility/2006" xmlns:aink="http://schemas.microsoft.com/office/drawing/2016/ink" xmlns:am3d="http://schemas.microsoft.com/office/drawing/2017/model3d" xmlns:o="urn:schemas-microsoft-com:office:office" xmlns:oel="http://schemas.microsoft.com/office/2019/extlst" xmlns:r="http://schemas.openxmlformats.org/officeDocument/2006/relationships" xmlns:m="http://schemas.openxmlformats.org/officeDocument/2006/math" xmlns:v="urn:schemas-microsoft-com:vml" xmlns:wp14="http://schemas.microsoft.com/office/word/2010/wordprocessingDrawing" xmlns:wp="http://schemas.openxmlformats.org/drawingml/2006/wordprocessingDrawing" xmlns:w10="urn:schemas-microsoft-com:office:word" xmlns:w="http://schemas.openxmlformats.org/wordprocessingml/2006/main" xmlns:w14="http://schemas.microsoft.com/office/word/2010/wordml" xmlns:w15="http://schemas.microsoft.com/office/word/2012/wordml" xmlns:w16cei="http://schemas.microsoft.com/office/word/2026/wordml/cei" xmlns:w16cex="http://schemas.microsoft.com/office/word/2018/wordml/cex" xmlns:w16cid="http://schemas.microsoft.com/office/word/2016/wordml/cid" xmlns:w16="http://schemas.microsoft.com/office/word/2018/wordml" xmlns:w16du="http://schemas.microsoft.com/office/word/2023/wordml/word16du" xmlns:w16sdtdh="http://schemas.microsoft.com/office/word/2020/wordml/sdtdatahash" xmlns:w16sdtfl="http://schemas.microsoft.com/office/word/2024/wordml/sdtformatlock" xmlns:w16se="http://schemas.microsoft.com/office/word/2015/wordml/symex" xmlns:wpg="http://schemas.microsoft.com/office/word/2010/wordprocessingGroup" xmlns:wpi="http://schemas.microsoft.com/office/word/2010/wordprocessingInk" xmlns:wne="http://schemas.microsoft.com/office/word/2006/wordml" xmlns:wps="http://schemas.microsoft.com/office/word/2010/wordprocessingShape" mc:Ignorable="w14 w15 w16se w16cid w16 w16cex w16sdtdh w16sdtfl w16du wp14">
   <w15:commentEx w15:paraId="7A51820A" w15:done="0"/>
   <w15:commentEx w15:paraId="3938DA23" w15:done="0"/>
   <w15:commentEx w15:paraId="406BA6E6" w15:done="0"/>
@@ -2023,7 +2204,7 @@
 </file>
 
 <file path=word/commentsExtensible.xml><?xml version="1.0" encoding="utf-8"?>
-<w16cex:commentsExtensible xmlns:wpc="http://schemas.microsoft.com/office/word/2010/wordprocessingCanvas" xmlns:cx="http://schemas.microsoft.com/office/drawing/2014/chartex" xmlns:cx1="http://schemas.microsoft.com/office/drawing/2015/9/8/chartex" xmlns:cx2="http://schemas.microsoft.com/office/drawing/2015/10/21/chartex" xmlns:cx3="http://schemas.microsoft.com/office/drawing/2016/5/9/chartex" xmlns:cx4="http://schemas.microsoft.com/office/drawing/2016/5/10/chartex" xmlns:cx5="http://schemas.microsoft.com/office/drawing/2016/5/11/chartex" xmlns:cx6="http://schemas.microsoft.com/office/drawing/2016/5/12/chartex" xmlns:cx7="http://schemas.microsoft.com/office/drawing/2016/5/13/chartex" xmlns:cx8="http://schemas.microsoft.com/office/drawing/2016/5/14/chartex" xmlns:cr="http://schemas.microsoft.com/office/comments/2020/reactions" xmlns:mc="http://schemas.openxmlformats.org/markup-compatibility/2006" xmlns:aink="http://schemas.microsoft.com/office/drawing/2016/ink" xmlns:am3d="http://schemas.microsoft.com/office/drawing/2017/model3d" xmlns:o="urn:schemas-microsoft-com:office:office" xmlns:oel="http://schemas.microsoft.com/office/2019/extlst" xmlns:r="http://schemas.openxmlformats.org/officeDocument/2006/relationships" xmlns:m="http://schemas.openxmlformats.org/officeDocument/2006/math" xmlns:v="urn:schemas-microsoft-com:vml" xmlns:wp14="http://schemas.microsoft.com/office/word/2010/wordprocessingDrawing" xmlns:wp="http://schemas.openxmlformats.org/drawingml/2006/wordprocessingDrawing" xmlns:w10="urn:schemas-microsoft-com:office:word" xmlns:w="http://schemas.openxmlformats.org/wordprocessingml/2006/main" xmlns:w14="http://schemas.microsoft.com/office/word/2010/wordml" xmlns:w15="http://schemas.microsoft.com/office/word/2012/wordml" xmlns:w16cex="http://schemas.microsoft.com/office/word/2018/wordml/cex" xmlns:w16cid="http://schemas.microsoft.com/office/word/2016/wordml/cid" xmlns:w16="http://schemas.microsoft.com/office/word/2018/wordml" xmlns:w16du="http://schemas.microsoft.com/office/word/2023/wordml/word16du" xmlns:w16sdtdh="http://schemas.microsoft.com/office/word/2020/wordml/sdtdatahash" xmlns:w16sdtfl="http://schemas.microsoft.com/office/word/2024/wordml/sdtformatlock" xmlns:w16se="http://schemas.microsoft.com/office/word/2015/wordml/symex" xmlns:wpg="http://schemas.microsoft.com/office/word/2010/wordprocessingGroup" xmlns:wpi="http://schemas.microsoft.com/office/word/2010/wordprocessingInk" xmlns:wne="http://schemas.microsoft.com/office/word/2006/wordml" xmlns:wps="http://schemas.microsoft.com/office/word/2010/wordprocessingShape" mc:Ignorable="w14 w15 w16se w16cid w16 w16cex w16sdtdh w16sdtfl cr w16du wp14">
+<w16cex:commentsExtensible xmlns:wpc="http://schemas.microsoft.com/office/word/2010/wordprocessingCanvas" xmlns:cx="http://schemas.microsoft.com/office/drawing/2014/chartex" xmlns:cx1="http://schemas.microsoft.com/office/drawing/2015/9/8/chartex" xmlns:cx2="http://schemas.microsoft.com/office/drawing/2015/10/21/chartex" xmlns:cx3="http://schemas.microsoft.com/office/drawing/2016/5/9/chartex" xmlns:cx4="http://schemas.microsoft.com/office/drawing/2016/5/10/chartex" xmlns:cx5="http://schemas.microsoft.com/office/drawing/2016/5/11/chartex" xmlns:cx6="http://schemas.microsoft.com/office/drawing/2016/5/12/chartex" xmlns:cx7="http://schemas.microsoft.com/office/drawing/2016/5/13/chartex" xmlns:cx8="http://schemas.microsoft.com/office/drawing/2016/5/14/chartex" xmlns:cr="http://schemas.microsoft.com/office/comments/2020/reactions" xmlns:mc="http://schemas.openxmlformats.org/markup-compatibility/2006" xmlns:aink="http://schemas.microsoft.com/office/drawing/2016/ink" xmlns:am3d="http://schemas.microsoft.com/office/drawing/2017/model3d" xmlns:o="urn:schemas-microsoft-com:office:office" xmlns:oel="http://schemas.microsoft.com/office/2019/extlst" xmlns:r="http://schemas.openxmlformats.org/officeDocument/2006/relationships" xmlns:m="http://schemas.openxmlformats.org/officeDocument/2006/math" xmlns:v="urn:schemas-microsoft-com:vml" xmlns:wp14="http://schemas.microsoft.com/office/word/2010/wordprocessingDrawing" xmlns:wp="http://schemas.openxmlformats.org/drawingml/2006/wordprocessingDrawing" xmlns:w10="urn:schemas-microsoft-com:office:word" xmlns:w="http://schemas.openxmlformats.org/wordprocessingml/2006/main" xmlns:w14="http://schemas.microsoft.com/office/word/2010/wordml" xmlns:w15="http://schemas.microsoft.com/office/word/2012/wordml" xmlns:w16cei="http://schemas.microsoft.com/office/word/2026/wordml/cei" xmlns:w16cex="http://schemas.microsoft.com/office/word/2018/wordml/cex" xmlns:w16cid="http://schemas.microsoft.com/office/word/2016/wordml/cid" xmlns:w16="http://schemas.microsoft.com/office/word/2018/wordml" xmlns:w16du="http://schemas.microsoft.com/office/word/2023/wordml/word16du" xmlns:w16sdtdh="http://schemas.microsoft.com/office/word/2020/wordml/sdtdatahash" xmlns:w16sdtfl="http://schemas.microsoft.com/office/word/2024/wordml/sdtformatlock" xmlns:w16se="http://schemas.microsoft.com/office/word/2015/wordml/symex" xmlns:wpg="http://schemas.microsoft.com/office/word/2010/wordprocessingGroup" xmlns:wpi="http://schemas.microsoft.com/office/word/2010/wordprocessingInk" xmlns:wne="http://schemas.microsoft.com/office/word/2006/wordml" xmlns:wps="http://schemas.microsoft.com/office/word/2010/wordprocessingShape" mc:Ignorable="w14 w15 w16se w16cid w16 w16cex w16sdtdh w16sdtfl cr w16du wp14">
   <w16cex:commentExtensible w16cex:durableId="72B6E798" w16cex:dateUtc="2026-08-05T15:42:00Z"/>
   <w16cex:commentExtensible w16cex:durableId="7496549D" w16cex:dateUtc="2026-08-05T15:44:00Z"/>
   <w16cex:commentExtensible w16cex:durableId="183F9C1C" w16cex:dateUtc="2026-08-05T23:00:00Z"/>
@@ -2035,7 +2216,7 @@
 </file>
 
 <file path=word/commentsIds.xml><?xml version="1.0" encoding="utf-8"?>
-<w16cid:commentsIds xmlns:wpc="http://schemas.microsoft.com/office/word/2010/wordprocessingCanvas" xmlns:cx="http://schemas.microsoft.com/office/drawing/2014/chartex" xmlns:cx1="http://schemas.microsoft.com/office/drawing/2015/9/8/chartex" xmlns:cx2="http://schemas.microsoft.com/office/drawing/2015/10/21/chartex" xmlns:cx3="http://schemas.microsoft.com/office/drawing/2016/5/9/chartex" xmlns:cx4="http://schemas.microsoft.com/office/drawing/2016/5/10/chartex" xmlns:cx5="http://schemas.microsoft.com/office/drawing/2016/5/11/chartex" xmlns:cx6="http://schemas.microsoft.com/office/drawing/2016/5/12/chartex" xmlns:cx7="http://schemas.microsoft.com/office/drawing/2016/5/13/chartex" xmlns:cx8="http://schemas.microsoft.com/office/drawing/2016/5/14/chartex" xmlns:mc="http://schemas.openxmlformats.org/markup-compatibility/2006" xmlns:aink="http://schemas.microsoft.com/office/drawing/2016/ink" xmlns:am3d="http://schemas.microsoft.com/office/drawing/2017/model3d" xmlns:o="urn:schemas-microsoft-com:office:office" xmlns:oel="http://schemas.microsoft.com/office/2019/extlst" xmlns:r="http://schemas.openxmlformats.org/officeDocument/2006/relationships" xmlns:m="http://schemas.openxmlformats.org/officeDocument/2006/math" xmlns:v="urn:schemas-microsoft-com:vml" xmlns:wp14="http://schemas.microsoft.com/office/word/2010/wordprocessingDrawing" xmlns:wp="http://schemas.openxmlformats.org/drawingml/2006/wordprocessingDrawing" xmlns:w10="urn:schemas-microsoft-com:office:word" xmlns:w="http://schemas.openxmlformats.org/wordprocessingml/2006/main" xmlns:w14="http://schemas.microsoft.com/office/word/2010/wordml" xmlns:w15="http://schemas.microsoft.com/office/word/2012/wordml" xmlns:w16cex="http://schemas.microsoft.com/office/word/2018/wordml/cex" xmlns:w16cid="http://schemas.microsoft.com/office/word/2016/wordml/cid" xmlns:w16="http://schemas.microsoft.com/office/word/2018/wordml" xmlns:w16du="http://schemas.microsoft.com/office/word/2023/wordml/word16du" xmlns:w16sdtdh="http://schemas.microsoft.com/office/word/2020/wordml/sdtdatahash" xmlns:w16sdtfl="http://schemas.microsoft.com/office/word/2024/wordml/sdtformatlock" xmlns:w16se="http://schemas.microsoft.com/office/word/2015/wordml/symex" xmlns:wpg="http://schemas.microsoft.com/office/word/2010/wordprocessingGroup" xmlns:wpi="http://schemas.microsoft.com/office/word/2010/wordprocessingInk" xmlns:wne="http://schemas.microsoft.com/office/word/2006/wordml" xmlns:wps="http://schemas.microsoft.com/office/word/2010/wordprocessingShape" mc:Ignorable="w14 w15 w16se w16cid w16 w16cex w16sdtdh w16sdtfl w16du wp14">
+<w16cid:commentsIds xmlns:wpc="http://schemas.microsoft.com/office/word/2010/wordprocessingCanvas" xmlns:cx="http://schemas.microsoft.com/office/drawing/2014/chartex" xmlns:cx1="http://schemas.microsoft.com/office/drawing/2015/9/8/chartex" xmlns:cx2="http://schemas.microsoft.com/office/drawing/2015/10/21/chartex" xmlns:cx3="http://schemas.microsoft.com/office/drawing/2016/5/9/chartex" xmlns:cx4="http://schemas.microsoft.com/office/drawing/2016/5/10/chartex" xmlns:cx5="http://schemas.microsoft.com/office/drawing/2016/5/11/chartex" xmlns:cx6="http://schemas.microsoft.com/office/drawing/2016/5/12/chartex" xmlns:cx7="http://schemas.microsoft.com/office/drawing/2016/5/13/chartex" xmlns:cx8="http://schemas.microsoft.com/office/drawing/2016/5/14/chartex" xmlns:mc="http://schemas.openxmlformats.org/markup-compatibility/2006" xmlns:aink="http://schemas.microsoft.com/office/drawing/2016/ink" xmlns:am3d="http://schemas.microsoft.com/office/drawing/2017/model3d" xmlns:o="urn:schemas-microsoft-com:office:office" xmlns:oel="http://schemas.microsoft.com/office/2019/extlst" xmlns:r="http://schemas.openxmlformats.org/officeDocument/2006/relationships" xmlns:m="http://schemas.openxmlformats.org/officeDocument/2006/math" xmlns:v="urn:schemas-microsoft-com:vml" xmlns:wp14="http://schemas.microsoft.com/office/word/2010/wordprocessingDrawing" xmlns:wp="http://schemas.openxmlformats.org/drawingml/2006/wordprocessingDrawing" xmlns:w10="urn:schemas-microsoft-com:office:word" xmlns:w="http://schemas.openxmlformats.org/wordprocessingml/2006/main" xmlns:w14="http://schemas.microsoft.com/office/word/2010/wordml" xmlns:w15="http://schemas.microsoft.com/office/word/2012/wordml" xmlns:w16cei="http://schemas.microsoft.com/office/word/2026/wordml/cei" xmlns:w16cex="http://schemas.microsoft.com/office/word/2018/wordml/cex" xmlns:w16cid="http://schemas.microsoft.com/office/word/2016/wordml/cid" xmlns:w16="http://schemas.microsoft.com/office/word/2018/wordml" xmlns:w16du="http://schemas.microsoft.com/office/word/2023/wordml/word16du" xmlns:w16sdtdh="http://schemas.microsoft.com/office/word/2020/wordml/sdtdatahash" xmlns:w16sdtfl="http://schemas.microsoft.com/office/word/2024/wordml/sdtformatlock" xmlns:w16se="http://schemas.microsoft.com/office/word/2015/wordml/symex" xmlns:wpg="http://schemas.microsoft.com/office/word/2010/wordprocessingGroup" xmlns:wpi="http://schemas.microsoft.com/office/word/2010/wordprocessingInk" xmlns:wne="http://schemas.microsoft.com/office/word/2006/wordml" xmlns:wps="http://schemas.microsoft.com/office/word/2010/wordprocessingShape" mc:Ignorable="w14 w15 w16se w16cid w16 w16cex w16sdtdh w16sdtfl w16du wp14">
   <w16cid:commentId w16cid:paraId="7A51820A" w16cid:durableId="72B6E798"/>
   <w16cid:commentId w16cid:paraId="3938DA23" w16cid:durableId="7496549D"/>
   <w16cid:commentId w16cid:paraId="406BA6E6" w16cid:durableId="183F9C1C"/>
@@ -2047,7 +2228,7 @@
 </file>
 
 <file path=word/numbering.xml><?xml version="1.0" encoding="utf-8"?>
-<w:numbering xmlns:wpc="http://schemas.microsoft.com/office/word/2010/wordprocessingCanvas" xmlns:cx="http://schemas.microsoft.com/office/drawing/2014/chartex" xmlns:cx1="http://schemas.microsoft.com/office/drawing/2015/9/8/chartex" xmlns:cx2="http://schemas.microsoft.com/office/drawing/2015/10/21/chartex" xmlns:cx3="http://schemas.microsoft.com/office/drawing/2016/5/9/chartex" xmlns:cx4="http://schemas.microsoft.com/office/drawing/2016/5/10/chartex" xmlns:cx5="http://schemas.microsoft.com/office/drawing/2016/5/11/chartex" xmlns:cx6="http://schemas.microsoft.com/office/drawing/2016/5/12/chartex" xmlns:cx7="http://schemas.microsoft.com/office/drawing/2016/5/13/chartex" xmlns:cx8="http://schemas.microsoft.com/office/drawing/2016/5/14/chartex" xmlns:mc="http://schemas.openxmlformats.org/markup-compatibility/2006" xmlns:aink="http://schemas.microsoft.com/office/drawing/2016/ink" xmlns:am3d="http://schemas.microsoft.com/office/drawing/2017/model3d" xmlns:o="urn:schemas-microsoft-com:office:office" xmlns:oel="http://schemas.microsoft.com/office/2019/extlst" xmlns:r="http://schemas.openxmlformats.org/officeDocument/2006/relationships" xmlns:m="http://schemas.openxmlformats.org/officeDocument/2006/math" xmlns:v="urn:schemas-microsoft-com:vml" xmlns:wp14="http://schemas.microsoft.com/office/word/2010/wordprocessingDrawing" xmlns:wp="http://schemas.openxmlformats.org/drawingml/2006/wordprocessingDrawing" xmlns:w10="urn:schemas-microsoft-com:office:word" xmlns:w="http://schemas.openxmlformats.org/wordprocessingml/2006/main" xmlns:w14="http://schemas.microsoft.com/office/word/2010/wordml" xmlns:w15="http://schemas.microsoft.com/office/word/2012/wordml" xmlns:w16cex="http://schemas.microsoft.com/office/word/2018/wordml/cex" xmlns:w16cid="http://schemas.microsoft.com/office/word/2016/wordml/cid" xmlns:w16="http://schemas.microsoft.com/office/word/2018/wordml" xmlns:w16du="http://schemas.microsoft.com/office/word/2023/wordml/word16du" xmlns:w16sdtdh="http://schemas.microsoft.com/office/word/2020/wordml/sdtdatahash" xmlns:w16sdtfl="http://schemas.microsoft.com/office/word/2024/wordml/sdtformatlock" xmlns:w16se="http://schemas.microsoft.com/office/word/2015/wordml/symex" xmlns:wpg="http://schemas.microsoft.com/office/word/2010/wordprocessingGroup" xmlns:wpi="http://schemas.microsoft.com/office/word/2010/wordprocessingInk" xmlns:wne="http://schemas.microsoft.com/office/word/2006/wordml" xmlns:wps="http://schemas.microsoft.com/office/word/2010/wordprocessingShape" mc:Ignorable="w14 w15 w16se w16cid w16 w16cex w16sdtdh w16sdtfl w16du wp14">
+<w:numbering xmlns:wpc="http://schemas.microsoft.com/office/word/2010/wordprocessingCanvas" xmlns:cx="http://schemas.microsoft.com/office/drawing/2014/chartex" xmlns:cx1="http://schemas.microsoft.com/office/drawing/2015/9/8/chartex" xmlns:cx2="http://schemas.microsoft.com/office/drawing/2015/10/21/chartex" xmlns:cx3="http://schemas.microsoft.com/office/drawing/2016/5/9/chartex" xmlns:cx4="http://schemas.microsoft.com/office/drawing/2016/5/10/chartex" xmlns:cx5="http://schemas.microsoft.com/office/drawing/2016/5/11/chartex" xmlns:cx6="http://schemas.microsoft.com/office/drawing/2016/5/12/chartex" xmlns:cx7="http://schemas.microsoft.com/office/drawing/2016/5/13/chartex" xmlns:cx8="http://schemas.microsoft.com/office/drawing/2016/5/14/chartex" xmlns:mc="http://schemas.openxmlformats.org/markup-compatibility/2006" xmlns:aink="http://schemas.microsoft.com/office/drawing/2016/ink" xmlns:am3d="http://schemas.microsoft.com/office/drawing/2017/model3d" xmlns:o="urn:schemas-microsoft-com:office:office" xmlns:oel="http://schemas.microsoft.com/office/2019/extlst" xmlns:r="http://schemas.openxmlformats.org/officeDocument/2006/relationships" xmlns:m="http://schemas.openxmlformats.org/officeDocument/2006/math" xmlns:v="urn:schemas-microsoft-com:vml" xmlns:wp14="http://schemas.microsoft.com/office/word/2010/wordprocessingDrawing" xmlns:wp="http://schemas.openxmlformats.org/drawingml/2006/wordprocessingDrawing" xmlns:w10="urn:schemas-microsoft-com:office:word" xmlns:w="http://schemas.openxmlformats.org/wordprocessingml/2006/main" xmlns:w14="http://schemas.microsoft.com/office/word/2010/wordml" xmlns:w15="http://schemas.microsoft.com/office/word/2012/wordml" xmlns:w16cei="http://schemas.microsoft.com/office/word/2026/wordml/cei" xmlns:w16cex="http://schemas.microsoft.com/office/word/2018/wordml/cex" xmlns:w16cid="http://schemas.microsoft.com/office/word/2016/wordml/cid" xmlns:w16="http://schemas.microsoft.com/office/word/2018/wordml" xmlns:w16du="http://schemas.microsoft.com/office/word/2023/wordml/word16du" xmlns:w16sdtdh="http://schemas.microsoft.com/office/word/2020/wordml/sdtdatahash" xmlns:w16sdtfl="http://schemas.microsoft.com/office/word/2024/wordml/sdtformatlock" xmlns:w16se="http://schemas.microsoft.com/office/word/2015/wordml/symex" xmlns:wpg="http://schemas.microsoft.com/office/word/2010/wordprocessingGroup" xmlns:wpi="http://schemas.microsoft.com/office/word/2010/wordprocessingInk" xmlns:wne="http://schemas.microsoft.com/office/word/2006/wordml" xmlns:wps="http://schemas.microsoft.com/office/word/2010/wordprocessingShape" mc:Ignorable="w14 w15 w16se w16cid w16 w16cex w16sdtdh w16sdtfl w16du wp14">
   <w:abstractNum w:abstractNumId="0" w15:restartNumberingAfterBreak="0">
     <w:nsid w:val="190D492A"/>
     <w:multiLevelType w:val="hybridMultilevel"/>
@@ -2259,7 +2440,7 @@
 </file>
 
 <file path=word/people.xml><?xml version="1.0" encoding="utf-8"?>
-<w15:people xmlns:wpc="http://schemas.microsoft.com/office/word/2010/wordprocessingCanvas" xmlns:cx="http://schemas.microsoft.com/office/drawing/2014/chartex" xmlns:cx1="http://schemas.microsoft.com/office/drawing/2015/9/8/chartex" xmlns:cx2="http://schemas.microsoft.com/office/drawing/2015/10/21/chartex" xmlns:cx3="http://schemas.microsoft.com/office/drawing/2016/5/9/chartex" xmlns:cx4="http://schemas.microsoft.com/office/drawing/2016/5/10/chartex" xmlns:cx5="http://schemas.microsoft.com/office/drawing/2016/5/11/chartex" xmlns:cx6="http://schemas.microsoft.com/office/drawing/2016/5/12/chartex" xmlns:cx7="http://schemas.microsoft.com/office/drawing/2016/5/13/chartex" xmlns:cx8="http://schemas.microsoft.com/office/drawing/2016/5/14/chartex" xmlns:mc="http://schemas.openxmlformats.org/markup-compatibility/2006" xmlns:aink="http://schemas.microsoft.com/office/drawing/2016/ink" xmlns:am3d="http://schemas.microsoft.com/office/drawing/2017/model3d" xmlns:o="urn:schemas-microsoft-com:office:office" xmlns:oel="http://schemas.microsoft.com/office/2019/extlst" xmlns:r="http://schemas.openxmlformats.org/officeDocument/2006/relationships" xmlns:m="http://schemas.openxmlformats.org/officeDocument/2006/math" xmlns:v="urn:schemas-microsoft-com:vml" xmlns:wp14="http://schemas.microsoft.com/office/word/2010/wordprocessingDrawing" xmlns:wp="http://schemas.openxmlformats.org/drawingml/2006/wordprocessingDrawing" xmlns:w10="urn:schemas-microsoft-com:office:word" xmlns:w="http://schemas.openxmlformats.org/wordprocessingml/2006/main" xmlns:w14="http://schemas.microsoft.com/office/word/2010/wordml" xmlns:w15="http://schemas.microsoft.com/office/word/2012/wordml" xmlns:w16cex="http://schemas.microsoft.com/office/word/2018/wordml/cex" xmlns:w16cid="http://schemas.microsoft.com/office/word/2016/wordml/cid" xmlns:w16="http://schemas.microsoft.com/office/word/2018/wordml" xmlns:w16du="http://schemas.microsoft.com/office/word/2023/wordml/word16du" xmlns:w16sdtdh="http://schemas.microsoft.com/office/word/2020/wordml/sdtdatahash" xmlns:w16sdtfl="http://schemas.microsoft.com/office/word/2024/wordml/sdtformatlock" xmlns:w16se="http://schemas.microsoft.com/office/word/2015/wordml/symex" xmlns:wpg="http://schemas.microsoft.com/office/word/2010/wordprocessingGroup" xmlns:wpi="http://schemas.microsoft.com/office/word/2010/wordprocessingInk" xmlns:wne="http://schemas.microsoft.com/office/word/2006/wordml" xmlns:wps="http://schemas.microsoft.com/office/word/2010/wordprocessingShape" mc:Ignorable="w14 w15 w16se w16cid w16 w16cex w16sdtdh w16sdtfl w16du wp14">
+<w15:people xmlns:wpc="http://schemas.microsoft.com/office/word/2010/wordprocessingCanvas" xmlns:cx="http://schemas.microsoft.com/office/drawing/2014/chartex" xmlns:cx1="http://schemas.microsoft.com/office/drawing/2015/9/8/chartex" xmlns:cx2="http://schemas.microsoft.com/office/drawing/2015/10/21/chartex" xmlns:cx3="http://schemas.microsoft.com/office/drawing/2016/5/9/chartex" xmlns:cx4="http://schemas.microsoft.com/office/drawing/2016/5/10/chartex" xmlns:cx5="http://schemas.microsoft.com/office/drawing/2016/5/11/chartex" xmlns:cx6="http://schemas.microsoft.com/office/drawing/2016/5/12/chartex" xmlns:cx7="http://schemas.microsoft.com/office/drawing/2016/5/13/chartex" xmlns:cx8="http://schemas.microsoft.com/office/drawing/2016/5/14/chartex" xmlns:mc="http://schemas.openxmlformats.org/markup-compatibility/2006" xmlns:aink="http://schemas.microsoft.com/office/drawing/2016/ink" xmlns:am3d="http://schemas.microsoft.com/office/drawing/2017/model3d" xmlns:o="urn:schemas-microsoft-com:office:office" xmlns:oel="http://schemas.microsoft.com/office/2019/extlst" xmlns:r="http://schemas.openxmlformats.org/officeDocument/2006/relationships" xmlns:m="http://schemas.openxmlformats.org/officeDocument/2006/math" xmlns:v="urn:schemas-microsoft-com:vml" xmlns:wp14="http://schemas.microsoft.com/office/word/2010/wordprocessingDrawing" xmlns:wp="http://schemas.openxmlformats.org/drawingml/2006/wordprocessingDrawing" xmlns:w10="urn:schemas-microsoft-com:office:word" xmlns:w="http://schemas.openxmlformats.org/wordprocessingml/2006/main" xmlns:w14="http://schemas.microsoft.com/office/word/2010/wordml" xmlns:w15="http://schemas.microsoft.com/office/word/2012/wordml" xmlns:w16cei="http://schemas.microsoft.com/office/word/2026/wordml/cei" xmlns:w16cex="http://schemas.microsoft.com/office/word/2018/wordml/cex" xmlns:w16cid="http://schemas.microsoft.com/office/word/2016/wordml/cid" xmlns:w16="http://schemas.microsoft.com/office/word/2018/wordml" xmlns:w16du="http://schemas.microsoft.com/office/word/2023/wordml/word16du" xmlns:w16sdtdh="http://schemas.microsoft.com/office/word/2020/wordml/sdtdatahash" xmlns:w16sdtfl="http://schemas.microsoft.com/office/word/2024/wordml/sdtformatlock" xmlns:w16se="http://schemas.microsoft.com/office/word/2015/wordml/symex" xmlns:wpg="http://schemas.microsoft.com/office/word/2010/wordprocessingGroup" xmlns:wpi="http://schemas.microsoft.com/office/word/2010/wordprocessingInk" xmlns:wne="http://schemas.microsoft.com/office/word/2006/wordml" xmlns:wps="http://schemas.microsoft.com/office/word/2010/wordprocessingShape" mc:Ignorable="w14 w15 w16se w16cid w16 w16cex w16sdtdh w16sdtfl w16du wp14">
   <w15:person w15:author="Diana Del Gaudio">
     <w15:presenceInfo w15:providerId="AD" w15:userId="S::Diana.Del.Gaudio@ibm.com::bb08896b-b2a9-4ec1-a206-78449f1f098d"/>
   </w15:person>
